--- a/Quanta, Actually - SERIES/QED Course/chapters/Lesson 77 Lamb Shift.docx
+++ b/Quanta, Actually - SERIES/QED Course/chapters/Lesson 77 Lamb Shift.docx
@@ -17,7 +17,7 @@
         <w:jc w:val="center"/>
       </w:pPr>
       <w:r>
-        <w:t>Lesson 77 of the Complete Quantum Electrodynamics Course</w:t>
+        <w:t>Lesson 77 of Quantum, Actually, Volume 2: A QED Course</w:t>
       </w:r>
     </w:p>
     <w:p>
@@ -106,7 +106,25 @@
         <w:pStyle w:val="ListBullet"/>
       </w:pPr>
       <w:r>
-        <w:t>Derive Welton's estimate ⟨(δr)²⟩ = (2α/πm²)ln(ω_max/ω_min) and the resulting energy shift ⟨ΔV⟩ = (1/6)⟨(δr)²⟩⟨∇²V⟩.</w:t>
+        <w:t>Derive Welton's estimate ⟨(δr)²⟩ = (2α/πm²)ln(ω</w:t>
+      </w:r>
+      <w:r>
+        <w:rPr>
+          <w:vertAlign w:val="subscript"/>
+        </w:rPr>
+        <w:t>max</w:t>
+      </w:r>
+      <w:r>
+        <w:t>/ω</w:t>
+      </w:r>
+      <w:r>
+        <w:rPr>
+          <w:vertAlign w:val="subscript"/>
+        </w:rPr>
+        <w:t>min</w:t>
+      </w:r>
+      <w:r>
+        <w:t>) and the resulting energy shift ⟨ΔV⟩ = (1/6)⟨(δr)²⟩⟨∇²V⟩.</w:t>
       </w:r>
     </w:p>
     <w:p>
@@ -288,7 +306,16 @@
           </w:tcPr>
           <w:p>
             <w:r>
-              <w:t>ψ_n(0)</w:t>
+              <w:t>ψ</w:t>
+            </w:r>
+            <w:r>
+              <w:rPr>
+                <w:vertAlign w:val="subscript"/>
+              </w:rPr>
+              <w:t>n</w:t>
+            </w:r>
+            <w:r>
+              <w:t>(0)</w:t>
             </w:r>
           </w:p>
         </w:tc>
@@ -305,7 +332,16 @@
           </w:tcPr>
           <w:p>
             <w:r>
-              <w:t>Wave function at the origin; |ψ_ns(0)|² = (Zαm)³/(πn³)</w:t>
+              <w:t>Wave function at the origin; |ψ</w:t>
+            </w:r>
+            <w:r>
+              <w:rPr>
+                <w:vertAlign w:val="subscript"/>
+              </w:rPr>
+              <w:t>n</w:t>
+            </w:r>
+            <w:r>
+              <w:t>s(0)|² = (Zαm)³/(πn³)</w:t>
             </w:r>
           </w:p>
         </w:tc>
@@ -463,6 +499,67 @@
       <w:r>
         <w:t>Natural units, and m is the electron mass. Proton recoil is neglected except where stated. In display equations, square brackets enclose function arguments and visible groupings.</w:t>
       </w:r>
+    </w:p>
+    <w:tbl>
+      <w:tblPr>
+        <w:tblW w:type="auto" w:w="0"/>
+        <w:jc w:val="center"/>
+        <w:tblLayout w:type="fixed"/>
+        <w:tblLook w:firstColumn="1" w:firstRow="1" w:lastColumn="0" w:lastRow="0" w:noHBand="0" w:noVBand="1" w:val="04A0"/>
+        <w:tblBorders>
+          <w:top w:val="single" w:sz="8" w:color="7FA7CF"/>
+          <w:left w:val="single" w:sz="8" w:color="7FA7CF"/>
+          <w:bottom w:val="single" w:sz="8" w:color="7FA7CF"/>
+          <w:right w:val="single" w:sz="8" w:color="7FA7CF"/>
+        </w:tblBorders>
+      </w:tblPr>
+      <w:tblGrid>
+        <w:gridCol w:w="9392"/>
+      </w:tblGrid>
+      <w:tr>
+        <w:tc>
+          <w:tcPr>
+            <w:tcW w:type="dxa" w:w="9392"/>
+            <w:shd w:fill="F3F7FB"/>
+            <w:tcMar>
+              <w:top w:w="140" w:type="dxa"/>
+              <w:start w:w="140" w:type="dxa"/>
+              <w:bottom w:w="140" w:type="dxa"/>
+              <w:end w:w="140" w:type="dxa"/>
+            </w:tcMar>
+          </w:tcPr>
+          <w:p>
+            <w:r>
+              <w:rPr>
+                <w:b/>
+                <w:color w:val="1F4E78"/>
+              </w:rPr>
+              <w:t>First pass: the result before the derivation</w:t>
+            </w:r>
+          </w:p>
+          <w:p>
+            <w:pPr>
+              <w:spacing w:after="60"/>
+            </w:pPr>
+            <w:r>
+              <w:t>Self-energy, the vertex and anomalous moment, and vacuum polarization split hydrogen's 2s₁/₂ and 2p₁/₂ levels by about 1058 MHz, dominated by Bethe's logarithm.</w:t>
+            </w:r>
+          </w:p>
+          <w:p>
+            <w:pPr>
+              <w:spacing w:after="60"/>
+            </w:pPr>
+            <w:r>
+              <w:t>The Lamb shift is the atomic-physics face of the same loops as Lessons 63–65.</w:t>
+            </w:r>
+          </w:p>
+        </w:tc>
+      </w:tr>
+    </w:tbl>
+    <w:p>
+      <w:pPr>
+        <w:spacing w:after="80"/>
+      </w:pPr>
     </w:p>
     <w:p>
       <w:pPr>
@@ -658,6 +755,60 @@
       </w:r>
     </w:p>
     <w:p>
+      <w:pPr>
+        <w:keepNext/>
+        <w:spacing w:before="160" w:after="40"/>
+        <w:jc w:val="center"/>
+      </w:pPr>
+      <w:r>
+        <w:drawing>
+          <wp:inline xmlns:a="http://schemas.openxmlformats.org/drawingml/2006/main" xmlns:pic="http://schemas.openxmlformats.org/drawingml/2006/picture">
+            <wp:extent cx="4754880" cy="1764829"/>
+            <wp:docPr id="1" name="Picture 1"/>
+            <wp:cNvGraphicFramePr>
+              <a:graphicFrameLocks noChangeAspect="1"/>
+            </wp:cNvGraphicFramePr>
+            <a:graphic>
+              <a:graphicData uri="http://schemas.openxmlformats.org/drawingml/2006/picture">
+                <pic:pic>
+                  <pic:nvPicPr>
+                    <pic:cNvPr id="0" name="L77_lamb.png"/>
+                    <pic:cNvPicPr/>
+                  </pic:nvPicPr>
+                  <pic:blipFill>
+                    <a:blip r:embed="rId11"/>
+                    <a:stretch>
+                      <a:fillRect/>
+                    </a:stretch>
+                  </pic:blipFill>
+                  <pic:spPr>
+                    <a:xfrm>
+                      <a:off x="0" y="0"/>
+                      <a:ext cx="4754880" cy="1764829"/>
+                    </a:xfrm>
+                    <a:prstGeom prst="rect"/>
+                  </pic:spPr>
+                </pic:pic>
+              </a:graphicData>
+            </a:graphic>
+          </wp:inline>
+        </w:drawing>
+      </w:r>
+    </w:p>
+    <w:p>
+      <w:pPr>
+        <w:spacing w:after="200"/>
+        <w:jc w:val="center"/>
+      </w:pPr>
+      <w:r>
+        <w:rPr>
+          <w:i/>
+          <w:sz w:val="19"/>
+        </w:rPr>
+        <w:t>Figure 77.1. The n = 2 levels of hydrogen: Dirac theory makes 2s₁/₂ and 2p₁/₂ degenerate; QED lifts 2s₁/₂ by about 1058 MHz.</w:t>
+      </w:r>
+    </w:p>
+    <w:p>
       <w:r>
         <w:rPr>
           <w:b/>
@@ -702,7 +853,25 @@
     </w:p>
     <w:p>
       <w:r>
-        <w:t>The vacuum of Lesson 38's quantized field has zero-point fluctuations in every mode. An electron bound in the atom is pushed by the fluctuating electric field E. For modes whose frequency ω is much larger than the atomic frequencies, the binding force is negligible over one oscillation, and the electron responds as if free: mδr̈ = −eE. Each mode of frequency ω therefore produces a displacement δr_ω = eE_ω/(mω²), up to sign.</w:t>
+        <w:t>The vacuum of Lesson 38's quantized field has zero-point fluctuations in every mode. An electron bound in the atom is pushed by the fluctuating electric field E. For modes whose frequency ω is much larger than the atomic frequencies, the binding force is negligible over one oscillation, and the electron responds as if free: mδr̈ = −eE. Each mode of frequency ω therefore produces a displacement δr</w:t>
+      </w:r>
+      <w:r>
+        <w:rPr>
+          <w:vertAlign w:val="subscript"/>
+        </w:rPr>
+        <w:t>ω</w:t>
+      </w:r>
+      <w:r>
+        <w:t xml:space="preserve"> = eE</w:t>
+      </w:r>
+      <w:r>
+        <w:rPr>
+          <w:vertAlign w:val="subscript"/>
+        </w:rPr>
+        <w:t>ω</w:t>
+      </w:r>
+      <w:r>
+        <w:t>/(mω²), up to sign.</w:t>
       </w:r>
     </w:p>
     <w:p>
@@ -1152,12 +1321,66 @@
     </w:p>
     <w:p>
       <w:r>
-        <w:t>Combine the pieces for an ns state. With |ψ_ns(0)|² = (Zαm)³/(πn³), ⟨∇²V⟩ = 4(Zα)⁴m³/n³, and</w:t>
+        <w:t>Combine the pieces for an ns state. With |ψ</w:t>
+      </w:r>
+      <w:r>
+        <w:rPr>
+          <w:vertAlign w:val="subscript"/>
+        </w:rPr>
+        <w:t>n</w:t>
+      </w:r>
+      <w:r>
+        <w:t>s(0)|² = (Zαm)³/(πn³), ⟨∇²V⟩ = 4(Zα)⁴m³/n³, and</w:t>
       </w:r>
     </w:p>
     <w:p>
       <w:r>
-        <w:t>ΔE_ns = (1/6)(2α/πm²)ln(ω_max/ω_min) × 4(Zα)⁴m³/n³ = (4α(Zα)⁴m/(3πn³)) ln(ω_max/ω_min).</w:t>
+        <w:t>ΔE</w:t>
+      </w:r>
+      <w:r>
+        <w:rPr>
+          <w:vertAlign w:val="subscript"/>
+        </w:rPr>
+        <w:t>n</w:t>
+      </w:r>
+      <w:r>
+        <w:t>s = (1/6)(2α/πm²)ln(ω</w:t>
+      </w:r>
+      <w:r>
+        <w:rPr>
+          <w:vertAlign w:val="subscript"/>
+        </w:rPr>
+        <w:t>max</w:t>
+      </w:r>
+      <w:r>
+        <w:t>/ω</w:t>
+      </w:r>
+      <w:r>
+        <w:rPr>
+          <w:vertAlign w:val="subscript"/>
+        </w:rPr>
+        <w:t>min</w:t>
+      </w:r>
+      <w:r>
+        <w:t>) × 4(Zα)⁴m³/n³ = (4α(Zα)⁴m/(3πn³)) ln(ω</w:t>
+      </w:r>
+      <w:r>
+        <w:rPr>
+          <w:vertAlign w:val="subscript"/>
+        </w:rPr>
+        <w:t>max</w:t>
+      </w:r>
+      <w:r>
+        <w:t>/ω</w:t>
+      </w:r>
+      <w:r>
+        <w:rPr>
+          <w:vertAlign w:val="subscript"/>
+        </w:rPr>
+        <w:t>min</w:t>
+      </w:r>
+      <w:r>
+        <w:t>).</w:t>
       </w:r>
     </w:p>
     <w:p>
@@ -1183,7 +1406,16 @@
     </w:p>
     <w:p>
       <w:r>
-        <w:t>Bethe computed the nonrelativistic self-energy of the bound electron, the energy shift due to emitting and reabsorbing a transverse photon. The result diverged linearly. He recognized that a free electron has the same divergence, which belongs to the mass and is absorbed by mass renormalization, as in Lesson 68. After the subtraction, the remaining divergence was only logarithmic. He cut it off at ω_max = m. The lower limit became an average excitation energy of the atom, the Bethe logarithm:</w:t>
+        <w:t>Bethe computed the nonrelativistic self-energy of the bound electron, the energy shift due to emitting and reabsorbing a transverse photon. The result diverged linearly. He recognized that a free electron has the same divergence, which belongs to the mass and is absorbed by mass renormalization, as in Lesson 68. After the subtraction, the remaining divergence was only logarithmic. He cut it off at ω</w:t>
+      </w:r>
+      <w:r>
+        <w:rPr>
+          <w:vertAlign w:val="subscript"/>
+        </w:rPr>
+        <w:t>max</w:t>
+      </w:r>
+      <w:r>
+        <w:t xml:space="preserve"> = m. The lower limit became an average excitation energy of the atom, the Bethe logarithm:</w:t>
       </w:r>
     </w:p>
     <w:p>
@@ -1317,7 +1549,16 @@
     </w:p>
     <w:p>
       <w:r>
-        <w:t>This is Welton's form, with ω_min made precise. For 2s, ln[k₀(2,0)/Ry] = 2.8118, so k₀ ≈ 16.6 Ry.</w:t>
+        <w:t>This is Welton's form, with ω</w:t>
+      </w:r>
+      <w:r>
+        <w:rPr>
+          <w:vertAlign w:val="subscript"/>
+        </w:rPr>
+        <w:t>min</w:t>
+      </w:r>
+      <w:r>
+        <w:t xml:space="preserve"> made precise. For 2s, ln[k₀(2,0)/Ry] = 2.8118, so k₀ ≈ 16.6 Ry.</w:t>
       </w:r>
     </w:p>
     <w:p>
@@ -1344,7 +1585,16 @@
     </w:p>
     <w:p>
       <w:r>
-        <w:t>The choice ω_max = m is an educated guess. Fixing the constant that accompanies the logarithm requires the relativistic theory of Lessons 63 to 76, joined to the bound-state calculation at intermediate photon energies. That joining step is technically demanding and is quoted below.</w:t>
+        <w:t>The choice ω</w:t>
+      </w:r>
+      <w:r>
+        <w:rPr>
+          <w:vertAlign w:val="subscript"/>
+        </w:rPr>
+        <w:t>max</w:t>
+      </w:r>
+      <w:r>
+        <w:t xml:space="preserve"> = m is an educated guess. Fixing the constant that accompanies the logarithm requires the relativistic theory of Lessons 63 to 76, joined to the bound-state calculation at intermediate photon energies. That joining step is technically demanding and is quoted below.</w:t>
       </w:r>
     </w:p>
     <w:p>
@@ -1936,7 +2186,25 @@
     </w:p>
     <w:p>
       <w:r>
-        <w:t>Account for the remaining few MHz qualitatively. The reduced mass of the electron-proton system multiplies the leading result by about (1 + m/M_p)⁻³ ≈ 1 − 3m/M_p, which lowers it by about 1.7 MHz. Terms of order α(Zα)⁵m and α(Zα)⁶m ln²(Zα), two-loop terms of order α²(Zα)⁴m, and the proton's finite size (about 0.14 MHz) make up the rest. Some of these terms are individually larger than the final difference and partly cancel, so none can be estimated by itself from the gap. When all are included, theory and experiment agree within the uncertainties of the measurements, which is now at the level of a few parts in 10⁶ of the shift. The proton radius is one of the inputs that limits the comparison.</w:t>
+        <w:t>Account for the remaining few MHz qualitatively. The reduced mass of the electron-proton system multiplies the leading result by about (1 + m/M</w:t>
+      </w:r>
+      <w:r>
+        <w:rPr>
+          <w:vertAlign w:val="subscript"/>
+        </w:rPr>
+        <w:t>p</w:t>
+      </w:r>
+      <w:r>
+        <w:t>)⁻³ ≈ 1 − 3m/M</w:t>
+      </w:r>
+      <w:r>
+        <w:rPr>
+          <w:vertAlign w:val="subscript"/>
+        </w:rPr>
+        <w:t>p</w:t>
+      </w:r>
+      <w:r>
+        <w:t>, which lowers it by about 1.7 MHz. Terms of order α(Zα)⁵m and α(Zα)⁶m ln²(Zα), two-loop terms of order α²(Zα)⁴m, and the proton's finite size (about 0.14 MHz) make up the rest. Some of these terms are individually larger than the final difference and partly cancel, so none can be estimated by itself from the gap. When all are included, theory and experiment agree within the uncertainties of the measurements, which is now at the level of a few parts in 10⁶ of the shift. The proton radius is one of the inputs that limits the comparison.</w:t>
       </w:r>
     </w:p>
     <w:p>
@@ -1949,7 +2217,34 @@
     </w:p>
     <w:p>
       <w:r>
-        <w:t>The finite size of the proton shifts s-states by an amount proportional to r_p²|ψ(0)|². In hydrogen this is about 0.14 MHz of the 2s–2p interval, and about 1.1 MHz of the 1s shift, so a precise Lamb shift, combined with QED, measures r_p. In muonic hydrogen, where a muon replaces the electron, the orbit is about 200 times smaller, the finite-size effect is enormously larger, and the Lamb shift is dominated by vacuum polarization of electron loops. Measurements of muonic hydrogen at the Paul Scherrer Institute, from 2010 on, gave r_p ≈ 0.841 fm. That value was about 4 percent smaller than the value then accepted from ordinary hydrogen and electron scattering. This "proton radius puzzle" prompted new measurements in ordinary hydrogen. Most recent ones agree with the smaller value, which is now the recommended one. The episode shows the Lamb shift working as a precision instrument.</w:t>
+        <w:t>The finite size of the proton shifts s-states by an amount proportional to r</w:t>
+      </w:r>
+      <w:r>
+        <w:rPr>
+          <w:vertAlign w:val="subscript"/>
+        </w:rPr>
+        <w:t>p</w:t>
+      </w:r>
+      <w:r>
+        <w:t>²|ψ(0)|². In hydrogen this is about 0.14 MHz of the 2s–2p interval, and about 1.1 MHz of the 1s shift, so a precise Lamb shift, combined with QED, measures r</w:t>
+      </w:r>
+      <w:r>
+        <w:rPr>
+          <w:vertAlign w:val="subscript"/>
+        </w:rPr>
+        <w:t>p</w:t>
+      </w:r>
+      <w:r>
+        <w:t>. In muonic hydrogen, where a muon replaces the electron, the orbit is about 200 times smaller, the finite-size effect is enormously larger, and the Lamb shift is dominated by vacuum polarization of electron loops. Measurements of muonic hydrogen at the Paul Scherrer Institute, from 2010 on, gave r</w:t>
+      </w:r>
+      <w:r>
+        <w:rPr>
+          <w:vertAlign w:val="subscript"/>
+        </w:rPr>
+        <w:t>p</w:t>
+      </w:r>
+      <w:r>
+        <w:t xml:space="preserve"> ≈ 0.841 fm. That value was about 4 percent smaller than the value then accepted from ordinary hydrogen and electron scattering. This "proton radius puzzle" prompted new measurements in ordinary hydrogen. Most recent ones agree with the smaller value, which is now the recommended one. The episode shows the Lamb shift working as a precision instrument.</w:t>
       </w:r>
     </w:p>
     <w:p>
@@ -2083,7 +2378,25 @@
           </w:tcPr>
           <w:p>
             <w:r>
-              <w:t>⟨(δr)²⟩ = (2α/πm²)ln(ω_max/ω_min)</w:t>
+              <w:t>⟨(δr)²⟩ = (2α/πm²)ln(ω</w:t>
+            </w:r>
+            <w:r>
+              <w:rPr>
+                <w:vertAlign w:val="subscript"/>
+              </w:rPr>
+              <w:t>max</w:t>
+            </w:r>
+            <w:r>
+              <w:t>/ω</w:t>
+            </w:r>
+            <w:r>
+              <w:rPr>
+                <w:vertAlign w:val="subscript"/>
+              </w:rPr>
+              <w:t>min</w:t>
+            </w:r>
+            <w:r>
+              <w:t>)</w:t>
             </w:r>
           </w:p>
         </w:tc>
@@ -2296,7 +2609,43 @@
         </w:numPr>
       </w:pPr>
       <w:r>
-        <w:t>Zero-point fluctuations jiggle the electron with ⟨(δr)²⟩ = (2α/πm²)ln(ω_max/ω_min). This smears the Coulomb potential and raises s-states by (4α(Zα)⁴m/(3πn³))ln(ω_max/ω_min).</w:t>
+        <w:t>Zero-point fluctuations jiggle the electron with ⟨(δr)²⟩ = (2α/πm²)ln(ω</w:t>
+      </w:r>
+      <w:r>
+        <w:rPr>
+          <w:vertAlign w:val="subscript"/>
+        </w:rPr>
+        <w:t>max</w:t>
+      </w:r>
+      <w:r>
+        <w:t>/ω</w:t>
+      </w:r>
+      <w:r>
+        <w:rPr>
+          <w:vertAlign w:val="subscript"/>
+        </w:rPr>
+        <w:t>min</w:t>
+      </w:r>
+      <w:r>
+        <w:t>). This smears the Coulomb potential and raises s-states by (4α(Zα)⁴m/(3πn³))ln(ω</w:t>
+      </w:r>
+      <w:r>
+        <w:rPr>
+          <w:vertAlign w:val="subscript"/>
+        </w:rPr>
+        <w:t>max</w:t>
+      </w:r>
+      <w:r>
+        <w:t>/ω</w:t>
+      </w:r>
+      <w:r>
+        <w:rPr>
+          <w:vertAlign w:val="subscript"/>
+        </w:rPr>
+        <w:t>min</w:t>
+      </w:r>
+      <w:r>
+        <w:t>).</w:t>
       </w:r>
     </w:p>
     <w:p>
@@ -2433,7 +2782,13 @@
           </w:tcPr>
           <w:p>
             <w:r>
-              <w:t>Show from Section 1.1 that 2s₁/₂ and 2p₁/₂ are degenerate, and that 2p₃/₂ is not.</w:t>
+              <w:rPr>
+                <w:b/>
+              </w:rPr>
+              <w:t>Core.</w:t>
+            </w:r>
+            <w:r>
+              <w:t xml:space="preserve"> Show from Section 1.1 that 2s₁/₂ and 2p₁/₂ are degenerate, and that 2p₃/₂ is not.</w:t>
             </w:r>
           </w:p>
         </w:tc>
@@ -2471,7 +2826,13 @@
           </w:tcPr>
           <w:p>
             <w:r>
-              <w:t>Evaluate mα⁴/32 in MHz and compare it with the measured n = 2 fine structure.</w:t>
+              <w:rPr>
+                <w:b/>
+              </w:rPr>
+              <w:t>Core.</w:t>
+            </w:r>
+            <w:r>
+              <w:t xml:space="preserve"> Evaluate mα⁴/32 in MHz and compare it with the measured n = 2 fine structure.</w:t>
             </w:r>
           </w:p>
         </w:tc>
@@ -2507,7 +2868,13 @@
           </w:tcPr>
           <w:p>
             <w:r>
-              <w:t>Explain why the 2s state is metastable, while 2p decays in about 1.6 ns.</w:t>
+              <w:rPr>
+                <w:b/>
+              </w:rPr>
+              <w:t>Extension.</w:t>
+            </w:r>
+            <w:r>
+              <w:t xml:space="preserve"> Explain why the 2s state is metastable, while 2p decays in about 1.6 ns.</w:t>
             </w:r>
           </w:p>
         </w:tc>
@@ -2545,7 +2912,13 @@
           </w:tcPr>
           <w:p>
             <w:r>
-              <w:t>Derive ⟨E²⟩ = ∫dω ω³/(2π²) from the zero-point energy ω/2 per mode and two polarizations.</w:t>
+              <w:rPr>
+                <w:b/>
+              </w:rPr>
+              <w:t>Extension.</w:t>
+            </w:r>
+            <w:r>
+              <w:t xml:space="preserve"> Derive ⟨E²⟩ = ∫dω ω³/(2π²) from the zero-point energy ω/2 per mode and two polarizations.</w:t>
             </w:r>
           </w:p>
         </w:tc>
@@ -2581,7 +2954,31 @@
           </w:tcPr>
           <w:p>
             <w:r>
-              <w:t>Derive ⟨(δr)²⟩ = (2α/πm²)ln(ω_max/ω_min).</w:t>
+              <w:rPr>
+                <w:b/>
+              </w:rPr>
+              <w:t>Extension.</w:t>
+            </w:r>
+            <w:r>
+              <w:t xml:space="preserve"> Derive ⟨(δr)²⟩ = (2α/πm²)ln(ω</w:t>
+            </w:r>
+            <w:r>
+              <w:rPr>
+                <w:vertAlign w:val="subscript"/>
+              </w:rPr>
+              <w:t>max</w:t>
+            </w:r>
+            <w:r>
+              <w:t>/ω</w:t>
+            </w:r>
+            <w:r>
+              <w:rPr>
+                <w:vertAlign w:val="subscript"/>
+              </w:rPr>
+              <w:t>min</w:t>
+            </w:r>
+            <w:r>
+              <w:t>).</w:t>
             </w:r>
           </w:p>
         </w:tc>
@@ -2619,7 +3016,13 @@
           </w:tcPr>
           <w:p>
             <w:r>
-              <w:t>Expand ⟨V(r + δr)⟩ to second order for isotropic δr and obtain (1/6)⟨(δr)²⟩∇²V.</w:t>
+              <w:rPr>
+                <w:b/>
+              </w:rPr>
+              <w:t>Core.</w:t>
+            </w:r>
+            <w:r>
+              <w:t xml:space="preserve"> Expand ⟨V(r + δr)⟩ to second order for isotropic δr and obtain (1/6)⟨(δr)²⟩∇²V.</w:t>
             </w:r>
           </w:p>
         </w:tc>
@@ -2655,7 +3058,13 @@
           </w:tcPr>
           <w:p>
             <w:r>
-              <w:t>Show that ∇²(1/r) = −4πδ³(r), and hence ⟨∇²V⟩ = 4πZα|ψ(0)|² for V = −Zα/r.</w:t>
+              <w:rPr>
+                <w:b/>
+              </w:rPr>
+              <w:t>Extension.</w:t>
+            </w:r>
+            <w:r>
+              <w:t xml:space="preserve"> Show that ∇²(1/r) = −4πδ³(r), and hence ⟨∇²V⟩ = 4πZα|ψ(0)|² for V = −Zα/r.</w:t>
             </w:r>
           </w:p>
         </w:tc>
@@ -2693,7 +3102,22 @@
           </w:tcPr>
           <w:p>
             <w:r>
-              <w:t>Using |ψ_2s(0)|² = (αm)³/(8π), evaluate the prefactor α⁵m/(6π) in MHz.</w:t>
+              <w:rPr>
+                <w:b/>
+              </w:rPr>
+              <w:t>Core.</w:t>
+            </w:r>
+            <w:r>
+              <w:t xml:space="preserve"> Using |ψ</w:t>
+            </w:r>
+            <w:r>
+              <w:rPr>
+                <w:vertAlign w:val="subscript"/>
+              </w:rPr>
+              <w:t>2</w:t>
+            </w:r>
+            <w:r>
+              <w:t>s(0)|² = (αm)³/(8π), evaluate the prefactor α⁵m/(6π) in MHz.</w:t>
             </w:r>
           </w:p>
         </w:tc>
@@ -2729,7 +3153,13 @@
           </w:tcPr>
           <w:p>
             <w:r>
-              <w:t>Evaluate Bethe's shift with k₀ = 17.8 Ry and with k₀ = 16.6 Ry.</w:t>
+              <w:rPr>
+                <w:b/>
+              </w:rPr>
+              <w:t>Core.</w:t>
+            </w:r>
+            <w:r>
+              <w:t xml:space="preserve"> Evaluate Bethe's shift with k₀ = 17.8 Ry and with k₀ = 16.6 Ry.</w:t>
             </w:r>
           </w:p>
         </w:tc>
@@ -2767,7 +3197,13 @@
           </w:tcPr>
           <w:p>
             <w:r>
-              <w:t>Evaluate the 2s₁/₂ and 2p₁/₂ shifts from Section 5.2 and their difference.</w:t>
+              <w:rPr>
+                <w:b/>
+              </w:rPr>
+              <w:t>Core.</w:t>
+            </w:r>
+            <w:r>
+              <w:t xml:space="preserve"> Evaluate the 2s₁/₂ and 2p₁/₂ shifts from Section 5.2 and their difference.</w:t>
             </w:r>
           </w:p>
         </w:tc>
@@ -2803,7 +3239,13 @@
           </w:tcPr>
           <w:p>
             <w:r>
-              <w:t>Compute the vacuum-polarization contribution to the 2s shift, and explain its sign.</w:t>
+              <w:rPr>
+                <w:b/>
+              </w:rPr>
+              <w:t>Extension.</w:t>
+            </w:r>
+            <w:r>
+              <w:t xml:space="preserve"> Compute the vacuum-polarization contribution to the 2s shift, and explain its sign.</w:t>
             </w:r>
           </w:p>
         </w:tc>
@@ -2841,7 +3283,13 @@
           </w:tcPr>
           <w:p>
             <w:r>
-              <w:t>Explain why the finite-size effect is much larger in muonic hydrogen, using |ψ(0)|² ∝ m_reduced³.</w:t>
+              <w:rPr>
+                <w:b/>
+              </w:rPr>
+              <w:t>Extension.</w:t>
+            </w:r>
+            <w:r>
+              <w:t xml:space="preserve"> Explain why the finite-size effect is much larger in muonic hydrogen, using |ψ(0)|² ∝ m_reduced³.</w:t>
             </w:r>
           </w:p>
         </w:tc>
@@ -2877,7 +3325,13 @@
           </w:tcPr>
           <w:p>
             <w:r>
-              <w:t>Challenge: why does Welton's argument, using only the electric field, not shift p-states, while the full result does shift 2p₁/₂ slightly? Which piece of Section 5.1 is responsible?</w:t>
+              <w:rPr>
+                <w:b/>
+              </w:rPr>
+              <w:t>Challenge.</w:t>
+            </w:r>
+            <w:r>
+              <w:t xml:space="preserve"> Why does Welton's argument, using only the electric field, not shift p-states, while the full result does shift 2p₁/₂ slightly? Which piece of Section 5.1 is responsible?</w:t>
             </w:r>
           </w:p>
         </w:tc>
@@ -2889,6 +3343,14 @@
       </w:pPr>
       <w:r>
         <w:t>Solutions</w:t>
+      </w:r>
+    </w:p>
+    <w:p>
+      <w:r>
+        <w:rPr>
+          <w:i/>
+        </w:rPr>
+        <w:t>Attempt each exercise before reading its solution. If you are stuck, read only the first sentence of the solution, then try again.</w:t>
       </w:r>
     </w:p>
     <w:p>
@@ -2958,7 +3420,61 @@
         <w:t xml:space="preserve"> </w:t>
       </w:r>
       <w:r>
-        <w:t>|δr_ω|² = e²|E_ω|²/(m²ω⁴), so ⟨(δr)²⟩ = (e²/m²)∫dω ω³/(2π²ω⁴) = (e²/(2π²m²))ln(ω_max/ω_min). With e² = 4πα, this is (2α/πm²)ln(ω_max/ω_min).</w:t>
+        <w:t>|δr</w:t>
+      </w:r>
+      <w:r>
+        <w:rPr>
+          <w:vertAlign w:val="subscript"/>
+        </w:rPr>
+        <w:t>ω</w:t>
+      </w:r>
+      <w:r>
+        <w:t>|² = e²|E</w:t>
+      </w:r>
+      <w:r>
+        <w:rPr>
+          <w:vertAlign w:val="subscript"/>
+        </w:rPr>
+        <w:t>ω</w:t>
+      </w:r>
+      <w:r>
+        <w:t>|²/(m²ω⁴), so ⟨(δr)²⟩ = (e²/m²)∫dω ω³/(2π²ω⁴) = (e²/(2π²m²))ln(ω</w:t>
+      </w:r>
+      <w:r>
+        <w:rPr>
+          <w:vertAlign w:val="subscript"/>
+        </w:rPr>
+        <w:t>max</w:t>
+      </w:r>
+      <w:r>
+        <w:t>/ω</w:t>
+      </w:r>
+      <w:r>
+        <w:rPr>
+          <w:vertAlign w:val="subscript"/>
+        </w:rPr>
+        <w:t>min</w:t>
+      </w:r>
+      <w:r>
+        <w:t>). With e² = 4πα, this is (2α/πm²)ln(ω</w:t>
+      </w:r>
+      <w:r>
+        <w:rPr>
+          <w:vertAlign w:val="subscript"/>
+        </w:rPr>
+        <w:t>max</w:t>
+      </w:r>
+      <w:r>
+        <w:t>/ω</w:t>
+      </w:r>
+      <w:r>
+        <w:rPr>
+          <w:vertAlign w:val="subscript"/>
+        </w:rPr>
+        <w:t>min</w:t>
+      </w:r>
+      <w:r>
+        <w:t>).</w:t>
       </w:r>
     </w:p>
     <w:p>
@@ -2972,7 +3488,97 @@
         <w:t xml:space="preserve"> </w:t>
       </w:r>
       <w:r>
-        <w:t>V(r + δr) = V + δr_i∂_iV + ½δr_iδr_j∂_i∂_jV + ⋯. Averaging, ⟨δr_i⟩ = 0 and ⟨δr_iδr_j⟩ = δ_ij⟨(δr)²⟩/3, so ⟨ΔV⟩ = (1/6)⟨(δr)²⟩∇²V.</w:t>
+        <w:t>V(r + δr) = V + δr</w:t>
+      </w:r>
+      <w:r>
+        <w:rPr>
+          <w:vertAlign w:val="subscript"/>
+        </w:rPr>
+        <w:t>i</w:t>
+      </w:r>
+      <w:r>
+        <w:t>∂</w:t>
+      </w:r>
+      <w:r>
+        <w:rPr>
+          <w:vertAlign w:val="subscript"/>
+        </w:rPr>
+        <w:t>i</w:t>
+      </w:r>
+      <w:r>
+        <w:t>V + ½δr</w:t>
+      </w:r>
+      <w:r>
+        <w:rPr>
+          <w:vertAlign w:val="subscript"/>
+        </w:rPr>
+        <w:t>i</w:t>
+      </w:r>
+      <w:r>
+        <w:t>δr</w:t>
+      </w:r>
+      <w:r>
+        <w:rPr>
+          <w:vertAlign w:val="subscript"/>
+        </w:rPr>
+        <w:t>j</w:t>
+      </w:r>
+      <w:r>
+        <w:t>∂</w:t>
+      </w:r>
+      <w:r>
+        <w:rPr>
+          <w:vertAlign w:val="subscript"/>
+        </w:rPr>
+        <w:t>i</w:t>
+      </w:r>
+      <w:r>
+        <w:t>∂</w:t>
+      </w:r>
+      <w:r>
+        <w:rPr>
+          <w:vertAlign w:val="subscript"/>
+        </w:rPr>
+        <w:t>j</w:t>
+      </w:r>
+      <w:r>
+        <w:t>V + ⋯. Averaging, ⟨δr</w:t>
+      </w:r>
+      <w:r>
+        <w:rPr>
+          <w:vertAlign w:val="subscript"/>
+        </w:rPr>
+        <w:t>i</w:t>
+      </w:r>
+      <w:r>
+        <w:t>⟩ = 0 and ⟨δr</w:t>
+      </w:r>
+      <w:r>
+        <w:rPr>
+          <w:vertAlign w:val="subscript"/>
+        </w:rPr>
+        <w:t>i</w:t>
+      </w:r>
+      <w:r>
+        <w:t>δr</w:t>
+      </w:r>
+      <w:r>
+        <w:rPr>
+          <w:vertAlign w:val="subscript"/>
+        </w:rPr>
+        <w:t>j</w:t>
+      </w:r>
+      <w:r>
+        <w:t>⟩ = δ</w:t>
+      </w:r>
+      <w:r>
+        <w:rPr>
+          <w:vertAlign w:val="subscript"/>
+        </w:rPr>
+        <w:t>ij</w:t>
+      </w:r>
+      <w:r>
+        <w:t>⟨(δr)²⟩/3, so ⟨ΔV⟩ = (1/6)⟨(δr)²⟩∇²V.</w:t>
       </w:r>
     </w:p>
     <w:p>
@@ -3056,7 +3662,16 @@
         <w:t xml:space="preserve"> </w:t>
       </w:r>
       <w:r>
-        <w:t>|ψ(0)|² scales as (m_reduced Zα)³, and the finite-size shift as r_p²|ψ(0)|². The muon's reduced mass is about 186 times the electron's, so |ψ(0)|² is about 186³ ≈ 6×10⁶ times larger. The proton's size becomes a large fraction of the Lamb shift, rather than a part in 10³.</w:t>
+        <w:t>|ψ(0)|² scales as (m_reduced Zα)³, and the finite-size shift as r</w:t>
+      </w:r>
+      <w:r>
+        <w:rPr>
+          <w:vertAlign w:val="subscript"/>
+        </w:rPr>
+        <w:t>p</w:t>
+      </w:r>
+      <w:r>
+        <w:t>²|ψ(0)|². The muon's reduced mass is about 186 times the electron's, so |ψ(0)|² is about 186³ ≈ 6×10⁶ times larger. The proton's size becomes a large fraction of the Lamb shift, rather than a part in 10³.</w:t>
       </w:r>
     </w:p>
     <w:p>
@@ -3078,55 +3693,12 @@
         <w:pStyle w:val="Heading2"/>
       </w:pPr>
       <w:r>
-        <w:t>Mastery checklist</w:t>
+        <w:t>Mastery check</w:t>
       </w:r>
     </w:p>
     <w:p>
-      <w:pPr>
-        <w:pStyle w:val="ListBullet"/>
-      </w:pPr>
       <w:r>
-        <w:t>I can write the Dirac levels and explain why 2s₁/₂ and 2p₁/₂ are degenerate.</w:t>
-      </w:r>
-    </w:p>
-    <w:p>
-      <w:pPr>
-        <w:pStyle w:val="ListBullet"/>
-      </w:pPr>
-      <w:r>
-        <w:t>I can describe the Lamb–Retherford experiment.</w:t>
-      </w:r>
-    </w:p>
-    <w:p>
-      <w:pPr>
-        <w:pStyle w:val="ListBullet"/>
-      </w:pPr>
-      <w:r>
-        <w:t>I can derive Welton's ⟨(δr)²⟩ and the s-state shift.</w:t>
-      </w:r>
-    </w:p>
-    <w:p>
-      <w:pPr>
-        <w:pStyle w:val="ListBullet"/>
-      </w:pPr>
-      <w:r>
-        <w:t>I can reproduce Bethe's estimate and explain the role of mass renormalization.</w:t>
-      </w:r>
-    </w:p>
-    <w:p>
-      <w:pPr>
-        <w:pStyle w:val="ListBullet"/>
-      </w:pPr>
-      <w:r>
-        <w:t>I can assemble the leading QED result from F₁, F₂, and vacuum polarization, and compare it with experiment.</w:t>
-      </w:r>
-    </w:p>
-    <w:p>
-      <w:pPr>
-        <w:pStyle w:val="ListBullet"/>
-      </w:pPr>
-      <w:r>
-        <w:t>I can explain how the Lamb shift measures the proton radius.</w:t>
+        <w:t>Before moving on, do the Core exercises without looking at the solutions and state this lesson's main result from memory. If both go smoothly, continue; if not, reread the sections the missed exercises cite.</w:t>
       </w:r>
     </w:p>
     <w:p>
@@ -3178,7 +3750,7 @@
         <w:color w:val="5A5A5A"/>
         <w:sz w:val="16"/>
       </w:rPr>
-      <w:t>QED Course   Lesson 77</w:t>
+      <w:t>A QED Course   Lesson 77</w:t>
     </w:r>
   </w:p>
 </w:hdr>
